--- a/templates/template.docx
+++ b/templates/template.docx
@@ -143,7 +143,7 @@
           <w:szCs w:val="24"/>
           <w:lang w:val="uz-Cyrl-UZ"/>
         </w:rPr>
-        <w:t xml:space="preserve">АT «Аloqabank» Amaliyot KXKM bilan Sizning oʼrtangizda </w:t>
+        <w:t xml:space="preserve">АT «Аloqabank» Amaliyot </w:t>
       </w:r>
       <w:r>
         <w:rPr>
@@ -152,58 +152,7 @@
           <w:szCs w:val="24"/>
           <w:lang w:val="en-US"/>
         </w:rPr>
-        <w:t xml:space="preserve">{startDate}da </w:t>
-      </w:r>
-      <w:r>
-        <w:rPr>
-          <w:sz w:val="24"/>
-          <w:szCs w:val="24"/>
-          <w:lang w:val="uz-Cyrl-UZ"/>
-        </w:rPr>
-        <w:t xml:space="preserve">imzolangan </w:t>
-      </w:r>
-      <w:r>
-        <w:rPr>
-          <w:rFonts w:hint="default"/>
-          <w:sz w:val="24"/>
-          <w:szCs w:val="24"/>
-          <w:lang w:val="en-US"/>
-        </w:rPr>
-        <w:t>{contractId}</w:t>
-      </w:r>
-      <w:r>
-        <w:rPr>
-          <w:sz w:val="24"/>
-          <w:szCs w:val="24"/>
-          <w:lang w:val="uz-Cyrl-UZ"/>
-        </w:rPr>
-        <w:t xml:space="preserve">-sonli kredit shartnomaga asosan </w:t>
-      </w:r>
-      <w:r>
-        <w:rPr>
-          <w:rFonts w:hint="default"/>
-          <w:sz w:val="24"/>
-          <w:szCs w:val="24"/>
-          <w:lang w:val="en-US"/>
-        </w:rPr>
-        <w:t xml:space="preserve">{period} </w:t>
-      </w:r>
-      <w:r>
-        <w:rPr>
-          <w:sz w:val="24"/>
-          <w:szCs w:val="24"/>
-          <w:lang w:val="uz-Cyrl-UZ"/>
-        </w:rPr>
-        <w:t xml:space="preserve">oy muddatga yillik </w:t>
-      </w:r>
-      <w:r>
-        <w:rPr>
-          <w:rFonts w:hint="default"/>
-          <w:sz w:val="24"/>
-          <w:szCs w:val="24"/>
-          <w:lang w:val="en-US"/>
-        </w:rPr>
-        <w:t>{interestRate}</w:t>
+        <w:t xml:space="preserve">hududiy </w:t>
       </w:r>
       <w:bookmarkStart w:id="0" w:name="_GoBack"/>
       <w:bookmarkEnd w:id="0"/>
@@ -213,6 +162,74 @@
           <w:szCs w:val="24"/>
           <w:lang w:val="uz-Cyrl-UZ"/>
         </w:rPr>
+        <w:t xml:space="preserve">KXKM bilan Sizning oʼrtangizda </w:t>
+      </w:r>
+      <w:r>
+        <w:rPr>
+          <w:rFonts w:hint="default"/>
+          <w:sz w:val="24"/>
+          <w:szCs w:val="24"/>
+          <w:lang w:val="en-US"/>
+        </w:rPr>
+        <w:t xml:space="preserve">{startDate}da </w:t>
+      </w:r>
+      <w:r>
+        <w:rPr>
+          <w:sz w:val="24"/>
+          <w:szCs w:val="24"/>
+          <w:lang w:val="uz-Cyrl-UZ"/>
+        </w:rPr>
+        <w:t xml:space="preserve">imzolangan </w:t>
+      </w:r>
+      <w:r>
+        <w:rPr>
+          <w:rFonts w:hint="default"/>
+          <w:sz w:val="24"/>
+          <w:szCs w:val="24"/>
+          <w:lang w:val="en-US"/>
+        </w:rPr>
+        <w:t>{contractId}</w:t>
+      </w:r>
+      <w:r>
+        <w:rPr>
+          <w:sz w:val="24"/>
+          <w:szCs w:val="24"/>
+          <w:lang w:val="uz-Cyrl-UZ"/>
+        </w:rPr>
+        <w:t xml:space="preserve">-sonli kredit shartnomaga asosan </w:t>
+      </w:r>
+      <w:r>
+        <w:rPr>
+          <w:rFonts w:hint="default"/>
+          <w:sz w:val="24"/>
+          <w:szCs w:val="24"/>
+          <w:lang w:val="en-US"/>
+        </w:rPr>
+        <w:t xml:space="preserve">{period} </w:t>
+      </w:r>
+      <w:r>
+        <w:rPr>
+          <w:sz w:val="24"/>
+          <w:szCs w:val="24"/>
+          <w:lang w:val="uz-Cyrl-UZ"/>
+        </w:rPr>
+        <w:t xml:space="preserve">oy muddatga yillik </w:t>
+      </w:r>
+      <w:r>
+        <w:rPr>
+          <w:rFonts w:hint="default"/>
+          <w:sz w:val="24"/>
+          <w:szCs w:val="24"/>
+          <w:lang w:val="en-US"/>
+        </w:rPr>
+        <w:t>{interestRate}</w:t>
+      </w:r>
+      <w:r>
+        <w:rPr>
+          <w:sz w:val="24"/>
+          <w:szCs w:val="24"/>
+          <w:lang w:val="uz-Cyrl-UZ"/>
+        </w:rPr>
         <w:t>% ustama ha</w:t>
       </w:r>
       <w:r>
@@ -344,18 +361,7 @@
           <w:szCs w:val="24"/>
           <w:lang w:val="en-US"/>
         </w:rPr>
-        <w:t>{</w:t>
-      </w:r>
-      <w:r>
-        <w:rPr>
-          <w:rFonts w:hint="default"/>
-          <w:b/>
-          <w:bCs/>
-          <w:sz w:val="24"/>
-          <w:szCs w:val="24"/>
-          <w:lang w:val="en-US"/>
-        </w:rPr>
-        <w:t>fullName}</w:t>
+        <w:t>{fullName}</w:t>
       </w:r>
       <w:r>
         <w:rPr>

--- a/templates/template.docx
+++ b/templates/template.docx
@@ -226,23 +226,15 @@
         </w:rPr>
         <w:t>{totalAmount}</w:t>
       </w:r>
-      <w:r>
-        <w:rPr>
-          <w:b/>
-          <w:bCs/>
-          <w:sz w:val="26"/>
-          <w:szCs w:val="26"/>
-          <w:lang w:val="uz-Cyrl-UZ"/>
-        </w:rPr>
-        <w:t xml:space="preserve"> </w:t>
-      </w:r>
-      <w:r>
-        <w:rPr>
-          <w:sz w:val="26"/>
-          <w:szCs w:val="26"/>
-          <w:lang w:val="uz-Cyrl-UZ"/>
-        </w:rPr>
-        <w:t>soʼm kredit mablag’i ajratilgan.</w:t>
+      <w:bookmarkStart w:id="2" w:name="_GoBack"/>
+      <w:bookmarkEnd w:id="2"/>
+      <w:r>
+        <w:rPr>
+          <w:sz w:val="26"/>
+          <w:szCs w:val="26"/>
+          <w:lang w:val="uz-Cyrl-UZ"/>
+        </w:rPr>
+        <w:t xml:space="preserve"> kredit mablag’i ajratilgan.</w:t>
       </w:r>
     </w:p>
     <w:p>
@@ -605,8 +597,6 @@
         </w:rPr>
         <w:t>B.Abduvaxobov</w:t>
       </w:r>
-      <w:bookmarkStart w:id="2" w:name="_GoBack"/>
-      <w:bookmarkEnd w:id="2"/>
     </w:p>
     <w:p>
       <w:pPr>
